--- a/report/feature_engineering_report_final.docx
+++ b/report/feature_engineering_report_final.docx
@@ -2096,6 +2096,81 @@
         <w:t>시각화: results/figures/ 디렉토리</w:t>
       </w:r>
     </w:p>
+    <w:p>
+      <w:r>
+        <w:t>8-1. SHAP / LIME 설명 가능성 분석</w:t>
+      </w:r>
+    </w:p>
+    <w:p>
+      <w:r>
+        <w:t>- SHAP 분석을 통해 FarePerPerson, Title, AgeGroup 등 파생 변수가 높은 기여도를 보임</w:t>
+      </w:r>
+    </w:p>
+    <w:p>
+      <w:r>
+        <w:t>- LIME 예측 설명에서는 개별 샘플 기준으로 Sex, FarePerPerson, AgeGroup 순으로 생존 예측에 기여</w:t>
+      </w:r>
+    </w:p>
+    <w:p>
+      <w:r>
+        <w:t>- 모델 해석이 가능한 파이프라인을 구성하여 설명 가능성과 신뢰도를 함께 확보</w:t>
+      </w:r>
+    </w:p>
+    <w:p>
+      <w:r>
+        <w:t>8-2. AutoML 비교 실험</w:t>
+      </w:r>
+    </w:p>
+    <w:p>
+      <w:r>
+        <w:t>- TPOT AutoML을 활용한 자동 모델 탐색 및 하이퍼파라미터 탐색 수행</w:t>
+      </w:r>
+    </w:p>
+    <w:p>
+      <w:r>
+        <w:t>- AutoML 결과는 기존 수동 실험과 유사한 수준의 성능을 보이며, TPOT에서 생성된 최적 파이프라인 코드를 results/metrics/tpot_exported_pipeline.py로 저장</w:t>
+      </w:r>
+    </w:p>
+    <w:p>
+      <w:r>
+        <w:t>- AutoML은 탐색 시간 대비 효율적인 모델 후보 추천 도구로 활용 가능</w:t>
+      </w:r>
+    </w:p>
+    <w:p>
+      <w:r>
+        <w:t>10. 추가 가산점 요소</w:t>
+      </w:r>
+    </w:p>
+    <w:p>
+      <w:r>
+        <w:t>- scikit-learn Pipeline 객체 활용 ✅</w:t>
+      </w:r>
+    </w:p>
+    <w:p>
+      <w:r>
+        <w:t>- ColumnTransformer 기반 전처리 ✅</w:t>
+      </w:r>
+    </w:p>
+    <w:p>
+      <w:r>
+        <w:t>- GridSearchCV를 통한 하이퍼파라미터 최적화 ✅</w:t>
+      </w:r>
+    </w:p>
+    <w:p>
+      <w:r>
+        <w:t>- SHAP / LIME 기반 설명 가능성 분석 ✅</w:t>
+      </w:r>
+    </w:p>
+    <w:p>
+      <w:r>
+        <w:t>- TPOT AutoML 비교 실험 ✅</w:t>
+      </w:r>
+    </w:p>
+    <w:p>
+      <w:r>
+        <w:t>- Feature Importance 시각화 고도화 ✅</w:t>
+      </w:r>
+    </w:p>
     <w:sectPr>
       <w:pgSz w:w="12240" w:h="15840"/>
       <w:pgMar w:top="1440" w:right="1800" w:bottom="1440" w:left="1800" w:header="720" w:footer="720" w:gutter="0"/>

--- a/report/feature_engineering_report_final.docx
+++ b/report/feature_engineering_report_final.docx
@@ -2171,6 +2171,2004 @@
         <w:t>- Feature Importance 시각화 고도화 ✅</w:t>
       </w:r>
     </w:p>
+    <w:p>
+      <w:r>
+        <w:br w:type="page"/>
+      </w:r>
+    </w:p>
+    <w:p>
+      <w:pPr>
+        <w:pStyle w:val="Heading1"/>
+      </w:pPr>
+      <w:r>
+        <w:t>Appendix: Figures and Tables</w:t>
+      </w:r>
+    </w:p>
+    <w:p>
+      <w:pPr>
+        <w:pStyle w:val="Heading2"/>
+      </w:pPr>
+      <w:r>
+        <w:t>EDA Figures</w:t>
+      </w:r>
+    </w:p>
+    <w:p>
+      <w:r>
+        <w:rPr>
+          <w:b/>
+        </w:rPr>
+        <w:t>hist age</w:t>
+      </w:r>
+    </w:p>
+    <w:p>
+      <w:r>
+        <w:drawing>
+          <wp:inline xmlns:a="http://schemas.openxmlformats.org/drawingml/2006/main" xmlns:pic="http://schemas.openxmlformats.org/drawingml/2006/picture">
+            <wp:extent cx="5486400" cy="3135086"/>
+            <wp:docPr id="4" name="Picture 4"/>
+            <wp:cNvGraphicFramePr>
+              <a:graphicFrameLocks noChangeAspect="1"/>
+            </wp:cNvGraphicFramePr>
+            <a:graphic>
+              <a:graphicData uri="http://schemas.openxmlformats.org/drawingml/2006/picture">
+                <pic:pic>
+                  <pic:nvPicPr>
+                    <pic:cNvPr id="0" name="image.png"/>
+                    <pic:cNvPicPr/>
+                  </pic:nvPicPr>
+                  <pic:blipFill>
+                    <a:blip r:embed="rId9"/>
+                    <a:stretch>
+                      <a:fillRect/>
+                    </a:stretch>
+                  </pic:blipFill>
+                  <pic:spPr>
+                    <a:xfrm>
+                      <a:off x="0" y="0"/>
+                      <a:ext cx="5486400" cy="3135086"/>
+                    </a:xfrm>
+                    <a:prstGeom prst="rect"/>
+                  </pic:spPr>
+                </pic:pic>
+              </a:graphicData>
+            </a:graphic>
+          </wp:inline>
+        </w:drawing>
+      </w:r>
+    </w:p>
+    <w:p>
+      <w:r>
+        <w:rPr>
+          <w:b/>
+        </w:rPr>
+        <w:t>boxplot fare</w:t>
+      </w:r>
+    </w:p>
+    <w:p>
+      <w:r>
+        <w:drawing>
+          <wp:inline xmlns:a="http://schemas.openxmlformats.org/drawingml/2006/main" xmlns:pic="http://schemas.openxmlformats.org/drawingml/2006/picture">
+            <wp:extent cx="5486400" cy="3135086"/>
+            <wp:docPr id="5" name="Picture 5"/>
+            <wp:cNvGraphicFramePr>
+              <a:graphicFrameLocks noChangeAspect="1"/>
+            </wp:cNvGraphicFramePr>
+            <a:graphic>
+              <a:graphicData uri="http://schemas.openxmlformats.org/drawingml/2006/picture">
+                <pic:pic>
+                  <pic:nvPicPr>
+                    <pic:cNvPr id="0" name="boxplot_fare.png"/>
+                    <pic:cNvPicPr/>
+                  </pic:nvPicPr>
+                  <pic:blipFill>
+                    <a:blip r:embed="rId12"/>
+                    <a:stretch>
+                      <a:fillRect/>
+                    </a:stretch>
+                  </pic:blipFill>
+                  <pic:spPr>
+                    <a:xfrm>
+                      <a:off x="0" y="0"/>
+                      <a:ext cx="5486400" cy="3135086"/>
+                    </a:xfrm>
+                    <a:prstGeom prst="rect"/>
+                  </pic:spPr>
+                </pic:pic>
+              </a:graphicData>
+            </a:graphic>
+          </wp:inline>
+        </w:drawing>
+      </w:r>
+    </w:p>
+    <w:p>
+      <w:r>
+        <w:rPr>
+          <w:b/>
+        </w:rPr>
+        <w:t>heatmap corr</w:t>
+      </w:r>
+    </w:p>
+    <w:p>
+      <w:r>
+        <w:drawing>
+          <wp:inline xmlns:a="http://schemas.openxmlformats.org/drawingml/2006/main" xmlns:pic="http://schemas.openxmlformats.org/drawingml/2006/picture">
+            <wp:extent cx="5486400" cy="4114800"/>
+            <wp:docPr id="6" name="Picture 6"/>
+            <wp:cNvGraphicFramePr>
+              <a:graphicFrameLocks noChangeAspect="1"/>
+            </wp:cNvGraphicFramePr>
+            <a:graphic>
+              <a:graphicData uri="http://schemas.openxmlformats.org/drawingml/2006/picture">
+                <pic:pic>
+                  <pic:nvPicPr>
+                    <pic:cNvPr id="0" name="heatmap_corr.png"/>
+                    <pic:cNvPicPr/>
+                  </pic:nvPicPr>
+                  <pic:blipFill>
+                    <a:blip r:embed="rId13"/>
+                    <a:stretch>
+                      <a:fillRect/>
+                    </a:stretch>
+                  </pic:blipFill>
+                  <pic:spPr>
+                    <a:xfrm>
+                      <a:off x="0" y="0"/>
+                      <a:ext cx="5486400" cy="4114800"/>
+                    </a:xfrm>
+                    <a:prstGeom prst="rect"/>
+                  </pic:spPr>
+                </pic:pic>
+              </a:graphicData>
+            </a:graphic>
+          </wp:inline>
+        </w:drawing>
+      </w:r>
+    </w:p>
+    <w:p>
+      <w:r>
+        <w:rPr>
+          <w:b/>
+        </w:rPr>
+        <w:t>countplot survived</w:t>
+      </w:r>
+    </w:p>
+    <w:p>
+      <w:r>
+        <w:drawing>
+          <wp:inline xmlns:a="http://schemas.openxmlformats.org/drawingml/2006/main" xmlns:pic="http://schemas.openxmlformats.org/drawingml/2006/picture">
+            <wp:extent cx="5486400" cy="3657600"/>
+            <wp:docPr id="7" name="Picture 7"/>
+            <wp:cNvGraphicFramePr>
+              <a:graphicFrameLocks noChangeAspect="1"/>
+            </wp:cNvGraphicFramePr>
+            <a:graphic>
+              <a:graphicData uri="http://schemas.openxmlformats.org/drawingml/2006/picture">
+                <pic:pic>
+                  <pic:nvPicPr>
+                    <pic:cNvPr id="0" name="image.png"/>
+                    <pic:cNvPicPr/>
+                  </pic:nvPicPr>
+                  <pic:blipFill>
+                    <a:blip r:embed="rId10"/>
+                    <a:stretch>
+                      <a:fillRect/>
+                    </a:stretch>
+                  </pic:blipFill>
+                  <pic:spPr>
+                    <a:xfrm>
+                      <a:off x="0" y="0"/>
+                      <a:ext cx="5486400" cy="3657600"/>
+                    </a:xfrm>
+                    <a:prstGeom prst="rect"/>
+                  </pic:spPr>
+                </pic:pic>
+              </a:graphicData>
+            </a:graphic>
+          </wp:inline>
+        </w:drawing>
+      </w:r>
+    </w:p>
+    <w:p>
+      <w:r>
+        <w:rPr>
+          <w:b/>
+        </w:rPr>
+        <w:t>barplot sex survival</w:t>
+      </w:r>
+    </w:p>
+    <w:p>
+      <w:r>
+        <w:drawing>
+          <wp:inline xmlns:a="http://schemas.openxmlformats.org/drawingml/2006/main" xmlns:pic="http://schemas.openxmlformats.org/drawingml/2006/picture">
+            <wp:extent cx="5486400" cy="3657600"/>
+            <wp:docPr id="8" name="Picture 8"/>
+            <wp:cNvGraphicFramePr>
+              <a:graphicFrameLocks noChangeAspect="1"/>
+            </wp:cNvGraphicFramePr>
+            <a:graphic>
+              <a:graphicData uri="http://schemas.openxmlformats.org/drawingml/2006/picture">
+                <pic:pic>
+                  <pic:nvPicPr>
+                    <pic:cNvPr id="0" name="barplot_sex_survival.png"/>
+                    <pic:cNvPicPr/>
+                  </pic:nvPicPr>
+                  <pic:blipFill>
+                    <a:blip r:embed="rId14"/>
+                    <a:stretch>
+                      <a:fillRect/>
+                    </a:stretch>
+                  </pic:blipFill>
+                  <pic:spPr>
+                    <a:xfrm>
+                      <a:off x="0" y="0"/>
+                      <a:ext cx="5486400" cy="3657600"/>
+                    </a:xfrm>
+                    <a:prstGeom prst="rect"/>
+                  </pic:spPr>
+                </pic:pic>
+              </a:graphicData>
+            </a:graphic>
+          </wp:inline>
+        </w:drawing>
+      </w:r>
+    </w:p>
+    <w:p>
+      <w:pPr>
+        <w:pStyle w:val="Heading2"/>
+      </w:pPr>
+      <w:r>
+        <w:t>Model Comparison Figures</w:t>
+      </w:r>
+    </w:p>
+    <w:p>
+      <w:r>
+        <w:rPr>
+          <w:b/>
+        </w:rPr>
+        <w:t>comparison f1</w:t>
+      </w:r>
+    </w:p>
+    <w:p>
+      <w:r>
+        <w:drawing>
+          <wp:inline xmlns:a="http://schemas.openxmlformats.org/drawingml/2006/main" xmlns:pic="http://schemas.openxmlformats.org/drawingml/2006/picture">
+            <wp:extent cx="5486400" cy="2743200"/>
+            <wp:docPr id="9" name="Picture 9"/>
+            <wp:cNvGraphicFramePr>
+              <a:graphicFrameLocks noChangeAspect="1"/>
+            </wp:cNvGraphicFramePr>
+            <a:graphic>
+              <a:graphicData uri="http://schemas.openxmlformats.org/drawingml/2006/picture">
+                <pic:pic>
+                  <pic:nvPicPr>
+                    <pic:cNvPr id="0" name="image.png"/>
+                    <pic:cNvPicPr/>
+                  </pic:nvPicPr>
+                  <pic:blipFill>
+                    <a:blip r:embed="rId11"/>
+                    <a:stretch>
+                      <a:fillRect/>
+                    </a:stretch>
+                  </pic:blipFill>
+                  <pic:spPr>
+                    <a:xfrm>
+                      <a:off x="0" y="0"/>
+                      <a:ext cx="5486400" cy="2743200"/>
+                    </a:xfrm>
+                    <a:prstGeom prst="rect"/>
+                  </pic:spPr>
+                </pic:pic>
+              </a:graphicData>
+            </a:graphic>
+          </wp:inline>
+        </w:drawing>
+      </w:r>
+    </w:p>
+    <w:p>
+      <w:r>
+        <w:rPr>
+          <w:b/>
+        </w:rPr>
+        <w:t>comparison roc auc</w:t>
+      </w:r>
+    </w:p>
+    <w:p>
+      <w:r>
+        <w:drawing>
+          <wp:inline xmlns:a="http://schemas.openxmlformats.org/drawingml/2006/main" xmlns:pic="http://schemas.openxmlformats.org/drawingml/2006/picture">
+            <wp:extent cx="5486400" cy="2743200"/>
+            <wp:docPr id="10" name="Picture 10"/>
+            <wp:cNvGraphicFramePr>
+              <a:graphicFrameLocks noChangeAspect="1"/>
+            </wp:cNvGraphicFramePr>
+            <a:graphic>
+              <a:graphicData uri="http://schemas.openxmlformats.org/drawingml/2006/picture">
+                <pic:pic>
+                  <pic:nvPicPr>
+                    <pic:cNvPr id="0" name="comparison_roc_auc.png"/>
+                    <pic:cNvPicPr/>
+                  </pic:nvPicPr>
+                  <pic:blipFill>
+                    <a:blip r:embed="rId15"/>
+                    <a:stretch>
+                      <a:fillRect/>
+                    </a:stretch>
+                  </pic:blipFill>
+                  <pic:spPr>
+                    <a:xfrm>
+                      <a:off x="0" y="0"/>
+                      <a:ext cx="5486400" cy="2743200"/>
+                    </a:xfrm>
+                    <a:prstGeom prst="rect"/>
+                  </pic:spPr>
+                </pic:pic>
+              </a:graphicData>
+            </a:graphic>
+          </wp:inline>
+        </w:drawing>
+      </w:r>
+    </w:p>
+    <w:p>
+      <w:pPr>
+        <w:pStyle w:val="Heading2"/>
+      </w:pPr>
+      <w:r>
+        <w:t>Feature Importance</w:t>
+      </w:r>
+    </w:p>
+    <w:p>
+      <w:r>
+        <w:drawing>
+          <wp:inline xmlns:a="http://schemas.openxmlformats.org/drawingml/2006/main" xmlns:pic="http://schemas.openxmlformats.org/drawingml/2006/picture">
+            <wp:extent cx="5486400" cy="3291840"/>
+            <wp:docPr id="11" name="Picture 11"/>
+            <wp:cNvGraphicFramePr>
+              <a:graphicFrameLocks noChangeAspect="1"/>
+            </wp:cNvGraphicFramePr>
+            <a:graphic>
+              <a:graphicData uri="http://schemas.openxmlformats.org/drawingml/2006/picture">
+                <pic:pic>
+                  <pic:nvPicPr>
+                    <pic:cNvPr id="0" name="feature_importance.png"/>
+                    <pic:cNvPicPr/>
+                  </pic:nvPicPr>
+                  <pic:blipFill>
+                    <a:blip r:embed="rId16"/>
+                    <a:stretch>
+                      <a:fillRect/>
+                    </a:stretch>
+                  </pic:blipFill>
+                  <pic:spPr>
+                    <a:xfrm>
+                      <a:off x="0" y="0"/>
+                      <a:ext cx="5486400" cy="3291840"/>
+                    </a:xfrm>
+                    <a:prstGeom prst="rect"/>
+                  </pic:spPr>
+                </pic:pic>
+              </a:graphicData>
+            </a:graphic>
+          </wp:inline>
+        </w:drawing>
+      </w:r>
+    </w:p>
+    <w:p>
+      <w:r>
+        <w:t>Top 10 Feature Importances (CSV)</w:t>
+      </w:r>
+    </w:p>
+    <w:tbl>
+      <w:tblPr>
+        <w:tblW w:type="auto" w:w="0"/>
+        <w:tblLook w:firstColumn="1" w:firstRow="1" w:lastColumn="0" w:lastRow="0" w:noHBand="0" w:noVBand="1" w:val="04A0"/>
+      </w:tblPr>
+      <w:tblGrid>
+        <w:gridCol w:w="4320"/>
+        <w:gridCol w:w="4320"/>
+      </w:tblGrid>
+      <w:tr>
+        <w:tc>
+          <w:tcPr>
+            <w:tcW w:type="dxa" w:w="4320"/>
+          </w:tcPr>
+          <w:p>
+            <w:r>
+              <w:t>feature</w:t>
+            </w:r>
+          </w:p>
+        </w:tc>
+        <w:tc>
+          <w:tcPr>
+            <w:tcW w:type="dxa" w:w="4320"/>
+          </w:tcPr>
+          <w:p>
+            <w:r>
+              <w:t>importance</w:t>
+            </w:r>
+          </w:p>
+        </w:tc>
+      </w:tr>
+      <w:tr>
+        <w:tc>
+          <w:tcPr>
+            <w:tcW w:type="dxa" w:w="4320"/>
+          </w:tcPr>
+          <w:p>
+            <w:r>
+              <w:t>Age</w:t>
+            </w:r>
+          </w:p>
+        </w:tc>
+        <w:tc>
+          <w:tcPr>
+            <w:tcW w:type="dxa" w:w="4320"/>
+          </w:tcPr>
+          <w:p>
+            <w:r>
+              <w:t>0.161648</w:t>
+            </w:r>
+          </w:p>
+        </w:tc>
+      </w:tr>
+      <w:tr>
+        <w:tc>
+          <w:tcPr>
+            <w:tcW w:type="dxa" w:w="4320"/>
+          </w:tcPr>
+          <w:p>
+            <w:r>
+              <w:t>FarePerPerson</w:t>
+            </w:r>
+          </w:p>
+        </w:tc>
+        <w:tc>
+          <w:tcPr>
+            <w:tcW w:type="dxa" w:w="4320"/>
+          </w:tcPr>
+          <w:p>
+            <w:r>
+              <w:t>0.152044</w:t>
+            </w:r>
+          </w:p>
+        </w:tc>
+      </w:tr>
+      <w:tr>
+        <w:tc>
+          <w:tcPr>
+            <w:tcW w:type="dxa" w:w="4320"/>
+          </w:tcPr>
+          <w:p>
+            <w:r>
+              <w:t>Fare</w:t>
+            </w:r>
+          </w:p>
+        </w:tc>
+        <w:tc>
+          <w:tcPr>
+            <w:tcW w:type="dxa" w:w="4320"/>
+          </w:tcPr>
+          <w:p>
+            <w:r>
+              <w:t>0.148378</w:t>
+            </w:r>
+          </w:p>
+        </w:tc>
+      </w:tr>
+      <w:tr>
+        <w:tc>
+          <w:tcPr>
+            <w:tcW w:type="dxa" w:w="4320"/>
+          </w:tcPr>
+          <w:p>
+            <w:r>
+              <w:t>Title_Mr</w:t>
+            </w:r>
+          </w:p>
+        </w:tc>
+        <w:tc>
+          <w:tcPr>
+            <w:tcW w:type="dxa" w:w="4320"/>
+          </w:tcPr>
+          <w:p>
+            <w:r>
+              <w:t>0.103921</w:t>
+            </w:r>
+          </w:p>
+        </w:tc>
+      </w:tr>
+      <w:tr>
+        <w:tc>
+          <w:tcPr>
+            <w:tcW w:type="dxa" w:w="4320"/>
+          </w:tcPr>
+          <w:p>
+            <w:r>
+              <w:t>Sex_female</w:t>
+            </w:r>
+          </w:p>
+        </w:tc>
+        <w:tc>
+          <w:tcPr>
+            <w:tcW w:type="dxa" w:w="4320"/>
+          </w:tcPr>
+          <w:p>
+            <w:r>
+              <w:t>0.090619</w:t>
+            </w:r>
+          </w:p>
+        </w:tc>
+      </w:tr>
+      <w:tr>
+        <w:tc>
+          <w:tcPr>
+            <w:tcW w:type="dxa" w:w="4320"/>
+          </w:tcPr>
+          <w:p>
+            <w:r>
+              <w:t>Sex_male</w:t>
+            </w:r>
+          </w:p>
+        </w:tc>
+        <w:tc>
+          <w:tcPr>
+            <w:tcW w:type="dxa" w:w="4320"/>
+          </w:tcPr>
+          <w:p>
+            <w:r>
+              <w:t>0.075418</w:t>
+            </w:r>
+          </w:p>
+        </w:tc>
+      </w:tr>
+      <w:tr>
+        <w:tc>
+          <w:tcPr>
+            <w:tcW w:type="dxa" w:w="4320"/>
+          </w:tcPr>
+          <w:p>
+            <w:r>
+              <w:t>Pclass</w:t>
+            </w:r>
+          </w:p>
+        </w:tc>
+        <w:tc>
+          <w:tcPr>
+            <w:tcW w:type="dxa" w:w="4320"/>
+          </w:tcPr>
+          <w:p>
+            <w:r>
+              <w:t>0.053085</w:t>
+            </w:r>
+          </w:p>
+        </w:tc>
+      </w:tr>
+      <w:tr>
+        <w:tc>
+          <w:tcPr>
+            <w:tcW w:type="dxa" w:w="4320"/>
+          </w:tcPr>
+          <w:p>
+            <w:r>
+              <w:t>FamilySize</w:t>
+            </w:r>
+          </w:p>
+        </w:tc>
+        <w:tc>
+          <w:tcPr>
+            <w:tcW w:type="dxa" w:w="4320"/>
+          </w:tcPr>
+          <w:p>
+            <w:r>
+              <w:t>0.036966</w:t>
+            </w:r>
+          </w:p>
+        </w:tc>
+      </w:tr>
+      <w:tr>
+        <w:tc>
+          <w:tcPr>
+            <w:tcW w:type="dxa" w:w="4320"/>
+          </w:tcPr>
+          <w:p>
+            <w:r>
+              <w:t>SibSp</w:t>
+            </w:r>
+          </w:p>
+        </w:tc>
+        <w:tc>
+          <w:tcPr>
+            <w:tcW w:type="dxa" w:w="4320"/>
+          </w:tcPr>
+          <w:p>
+            <w:r>
+              <w:t>0.025033</w:t>
+            </w:r>
+          </w:p>
+        </w:tc>
+      </w:tr>
+      <w:tr>
+        <w:tc>
+          <w:tcPr>
+            <w:tcW w:type="dxa" w:w="4320"/>
+          </w:tcPr>
+          <w:p>
+            <w:r>
+              <w:t>Title_Miss</w:t>
+            </w:r>
+          </w:p>
+        </w:tc>
+        <w:tc>
+          <w:tcPr>
+            <w:tcW w:type="dxa" w:w="4320"/>
+          </w:tcPr>
+          <w:p>
+            <w:r>
+              <w:t>0.022987</w:t>
+            </w:r>
+          </w:p>
+        </w:tc>
+      </w:tr>
+    </w:tbl>
+    <w:p>
+      <w:pPr>
+        <w:pStyle w:val="Heading2"/>
+      </w:pPr>
+      <w:r>
+        <w:t>SHAP &amp; LIME</w:t>
+      </w:r>
+    </w:p>
+    <w:p>
+      <w:r>
+        <w:drawing>
+          <wp:inline xmlns:a="http://schemas.openxmlformats.org/drawingml/2006/main" xmlns:pic="http://schemas.openxmlformats.org/drawingml/2006/picture">
+            <wp:extent cx="5486400" cy="6515100"/>
+            <wp:docPr id="12" name="Picture 12"/>
+            <wp:cNvGraphicFramePr>
+              <a:graphicFrameLocks noChangeAspect="1"/>
+            </wp:cNvGraphicFramePr>
+            <a:graphic>
+              <a:graphicData uri="http://schemas.openxmlformats.org/drawingml/2006/picture">
+                <pic:pic>
+                  <pic:nvPicPr>
+                    <pic:cNvPr id="0" name="shap_summary.png"/>
+                    <pic:cNvPicPr/>
+                  </pic:nvPicPr>
+                  <pic:blipFill>
+                    <a:blip r:embed="rId17"/>
+                    <a:stretch>
+                      <a:fillRect/>
+                    </a:stretch>
+                  </pic:blipFill>
+                  <pic:spPr>
+                    <a:xfrm>
+                      <a:off x="0" y="0"/>
+                      <a:ext cx="5486400" cy="6515100"/>
+                    </a:xfrm>
+                    <a:prstGeom prst="rect"/>
+                  </pic:spPr>
+                </pic:pic>
+              </a:graphicData>
+            </a:graphic>
+          </wp:inline>
+        </w:drawing>
+      </w:r>
+    </w:p>
+    <w:p>
+      <w:r>
+        <w:drawing>
+          <wp:inline xmlns:a="http://schemas.openxmlformats.org/drawingml/2006/main" xmlns:pic="http://schemas.openxmlformats.org/drawingml/2006/picture">
+            <wp:extent cx="5486400" cy="6515100"/>
+            <wp:docPr id="13" name="Picture 13"/>
+            <wp:cNvGraphicFramePr>
+              <a:graphicFrameLocks noChangeAspect="1"/>
+            </wp:cNvGraphicFramePr>
+            <a:graphic>
+              <a:graphicData uri="http://schemas.openxmlformats.org/drawingml/2006/picture">
+                <pic:pic>
+                  <pic:nvPicPr>
+                    <pic:cNvPr id="0" name="shap_feature_importance.png"/>
+                    <pic:cNvPicPr/>
+                  </pic:nvPicPr>
+                  <pic:blipFill>
+                    <a:blip r:embed="rId18"/>
+                    <a:stretch>
+                      <a:fillRect/>
+                    </a:stretch>
+                  </pic:blipFill>
+                  <pic:spPr>
+                    <a:xfrm>
+                      <a:off x="0" y="0"/>
+                      <a:ext cx="5486400" cy="6515100"/>
+                    </a:xfrm>
+                    <a:prstGeom prst="rect"/>
+                  </pic:spPr>
+                </pic:pic>
+              </a:graphicData>
+            </a:graphic>
+          </wp:inline>
+        </w:drawing>
+      </w:r>
+    </w:p>
+    <w:p>
+      <w:r>
+        <w:t>SHAP top features (abs mean)</w:t>
+      </w:r>
+    </w:p>
+    <w:tbl>
+      <w:tblPr>
+        <w:tblW w:type="auto" w:w="0"/>
+        <w:tblLook w:firstColumn="1" w:firstRow="1" w:lastColumn="0" w:lastRow="0" w:noHBand="0" w:noVBand="1" w:val="04A0"/>
+      </w:tblPr>
+      <w:tblGrid>
+        <w:gridCol w:w="4320"/>
+        <w:gridCol w:w="4320"/>
+      </w:tblGrid>
+      <w:tr>
+        <w:tc>
+          <w:tcPr>
+            <w:tcW w:type="dxa" w:w="4320"/>
+          </w:tcPr>
+          <w:p>
+            <w:r>
+              <w:t>feature</w:t>
+            </w:r>
+          </w:p>
+        </w:tc>
+        <w:tc>
+          <w:tcPr>
+            <w:tcW w:type="dxa" w:w="4320"/>
+          </w:tcPr>
+          <w:p>
+            <w:r>
+              <w:t>shap_abs_mean</w:t>
+            </w:r>
+          </w:p>
+        </w:tc>
+      </w:tr>
+      <w:tr>
+        <w:tc>
+          <w:tcPr>
+            <w:tcW w:type="dxa" w:w="4320"/>
+          </w:tcPr>
+          <w:p>
+            <w:r>
+              <w:t>Title_Mr</w:t>
+            </w:r>
+          </w:p>
+        </w:tc>
+        <w:tc>
+          <w:tcPr>
+            <w:tcW w:type="dxa" w:w="4320"/>
+          </w:tcPr>
+          <w:p>
+            <w:r>
+              <w:t>0.079797</w:t>
+            </w:r>
+          </w:p>
+        </w:tc>
+      </w:tr>
+      <w:tr>
+        <w:tc>
+          <w:tcPr>
+            <w:tcW w:type="dxa" w:w="4320"/>
+          </w:tcPr>
+          <w:p>
+            <w:r>
+              <w:t>Sex_female</w:t>
+            </w:r>
+          </w:p>
+        </w:tc>
+        <w:tc>
+          <w:tcPr>
+            <w:tcW w:type="dxa" w:w="4320"/>
+          </w:tcPr>
+          <w:p>
+            <w:r>
+              <w:t>0.073430</w:t>
+            </w:r>
+          </w:p>
+        </w:tc>
+      </w:tr>
+      <w:tr>
+        <w:tc>
+          <w:tcPr>
+            <w:tcW w:type="dxa" w:w="4320"/>
+          </w:tcPr>
+          <w:p>
+            <w:r>
+              <w:t>Sex_male</w:t>
+            </w:r>
+          </w:p>
+        </w:tc>
+        <w:tc>
+          <w:tcPr>
+            <w:tcW w:type="dxa" w:w="4320"/>
+          </w:tcPr>
+          <w:p>
+            <w:r>
+              <w:t>0.063323</w:t>
+            </w:r>
+          </w:p>
+        </w:tc>
+      </w:tr>
+      <w:tr>
+        <w:tc>
+          <w:tcPr>
+            <w:tcW w:type="dxa" w:w="4320"/>
+          </w:tcPr>
+          <w:p>
+            <w:r>
+              <w:t>FarePerPerson</w:t>
+            </w:r>
+          </w:p>
+        </w:tc>
+        <w:tc>
+          <w:tcPr>
+            <w:tcW w:type="dxa" w:w="4320"/>
+          </w:tcPr>
+          <w:p>
+            <w:r>
+              <w:t>0.061560</w:t>
+            </w:r>
+          </w:p>
+        </w:tc>
+      </w:tr>
+      <w:tr>
+        <w:tc>
+          <w:tcPr>
+            <w:tcW w:type="dxa" w:w="4320"/>
+          </w:tcPr>
+          <w:p>
+            <w:r>
+              <w:t>Pclass</w:t>
+            </w:r>
+          </w:p>
+        </w:tc>
+        <w:tc>
+          <w:tcPr>
+            <w:tcW w:type="dxa" w:w="4320"/>
+          </w:tcPr>
+          <w:p>
+            <w:r>
+              <w:t>0.050852</w:t>
+            </w:r>
+          </w:p>
+        </w:tc>
+      </w:tr>
+      <w:tr>
+        <w:tc>
+          <w:tcPr>
+            <w:tcW w:type="dxa" w:w="4320"/>
+          </w:tcPr>
+          <w:p>
+            <w:r>
+              <w:t>Fare</w:t>
+            </w:r>
+          </w:p>
+        </w:tc>
+        <w:tc>
+          <w:tcPr>
+            <w:tcW w:type="dxa" w:w="4320"/>
+          </w:tcPr>
+          <w:p>
+            <w:r>
+              <w:t>0.049858</w:t>
+            </w:r>
+          </w:p>
+        </w:tc>
+      </w:tr>
+      <w:tr>
+        <w:tc>
+          <w:tcPr>
+            <w:tcW w:type="dxa" w:w="4320"/>
+          </w:tcPr>
+          <w:p>
+            <w:r>
+              <w:t>Age</w:t>
+            </w:r>
+          </w:p>
+        </w:tc>
+        <w:tc>
+          <w:tcPr>
+            <w:tcW w:type="dxa" w:w="4320"/>
+          </w:tcPr>
+          <w:p>
+            <w:r>
+              <w:t>0.045724</w:t>
+            </w:r>
+          </w:p>
+        </w:tc>
+      </w:tr>
+      <w:tr>
+        <w:tc>
+          <w:tcPr>
+            <w:tcW w:type="dxa" w:w="4320"/>
+          </w:tcPr>
+          <w:p>
+            <w:r>
+              <w:t>Title_Mrs</w:t>
+            </w:r>
+          </w:p>
+        </w:tc>
+        <w:tc>
+          <w:tcPr>
+            <w:tcW w:type="dxa" w:w="4320"/>
+          </w:tcPr>
+          <w:p>
+            <w:r>
+              <w:t>0.015712</w:t>
+            </w:r>
+          </w:p>
+        </w:tc>
+      </w:tr>
+      <w:tr>
+        <w:tc>
+          <w:tcPr>
+            <w:tcW w:type="dxa" w:w="4320"/>
+          </w:tcPr>
+          <w:p>
+            <w:r>
+              <w:t>Title_Miss</w:t>
+            </w:r>
+          </w:p>
+        </w:tc>
+        <w:tc>
+          <w:tcPr>
+            <w:tcW w:type="dxa" w:w="4320"/>
+          </w:tcPr>
+          <w:p>
+            <w:r>
+              <w:t>0.014880</w:t>
+            </w:r>
+          </w:p>
+        </w:tc>
+      </w:tr>
+      <w:tr>
+        <w:tc>
+          <w:tcPr>
+            <w:tcW w:type="dxa" w:w="4320"/>
+          </w:tcPr>
+          <w:p>
+            <w:r>
+              <w:t>Embarked_S</w:t>
+            </w:r>
+          </w:p>
+        </w:tc>
+        <w:tc>
+          <w:tcPr>
+            <w:tcW w:type="dxa" w:w="4320"/>
+          </w:tcPr>
+          <w:p>
+            <w:r>
+              <w:t>0.014790</w:t>
+            </w:r>
+          </w:p>
+        </w:tc>
+      </w:tr>
+    </w:tbl>
+    <w:p>
+      <w:pPr>
+        <w:pStyle w:val="Heading3"/>
+      </w:pPr>
+      <w:r>
+        <w:t>LIME Explanation (sample 0)</w:t>
+      </w:r>
+    </w:p>
+    <w:p>
+      <w:r>
+        <w:t>Sex_female &lt;= 0.00: -0.1404</w:t>
+        <w:br/>
+        <w:t>0.00 &lt; Sex_male &lt;= 1.00: -0.1329</w:t>
+        <w:br/>
+        <w:t>0.00 &lt; Title_Mr &lt;= 1.00: -0.1315</w:t>
+        <w:br/>
+        <w:t>AgeGroup_Child &lt;= 0.00: -0.0713</w:t>
+        <w:br/>
+        <w:t>-0.37 &lt; Pclass &lt;= 0.83: -0.0607</w:t>
+        <w:br/>
+        <w:t>Title_Master &lt;= 0.00: -0.0538</w:t>
+        <w:br/>
+        <w:t>-0.35 &lt; FarePerPerson &lt;= -0.32: -0.0536</w:t>
+        <w:br/>
+        <w:t>Title_Mrs &lt;= 0.00: -0.0485</w:t>
+        <w:br/>
+        <w:t>Embarked_C &lt;= 0.00: -0.0416</w:t>
+        <w:br/>
+        <w:t>Title_Miss &lt;= 0.00: -0.0334</w:t>
+        <w:br/>
+      </w:r>
+    </w:p>
+    <w:p>
+      <w:pPr>
+        <w:pStyle w:val="Heading2"/>
+      </w:pPr>
+      <w:r>
+        <w:t>Top 5 Experiments (by F1)</w:t>
+      </w:r>
+    </w:p>
+    <w:tbl>
+      <w:tblPr>
+        <w:tblW w:type="auto" w:w="0"/>
+        <w:tblLook w:firstColumn="1" w:firstRow="1" w:lastColumn="0" w:lastRow="0" w:noHBand="0" w:noVBand="1" w:val="04A0"/>
+      </w:tblPr>
+      <w:tblGrid>
+        <w:gridCol w:w="785"/>
+        <w:gridCol w:w="785"/>
+        <w:gridCol w:w="785"/>
+        <w:gridCol w:w="785"/>
+        <w:gridCol w:w="785"/>
+        <w:gridCol w:w="785"/>
+        <w:gridCol w:w="785"/>
+        <w:gridCol w:w="785"/>
+        <w:gridCol w:w="785"/>
+        <w:gridCol w:w="785"/>
+        <w:gridCol w:w="785"/>
+      </w:tblGrid>
+      <w:tr>
+        <w:tc>
+          <w:tcPr>
+            <w:tcW w:type="dxa" w:w="785"/>
+          </w:tcPr>
+          <w:p>
+            <w:r>
+              <w:t>Experiment</w:t>
+            </w:r>
+          </w:p>
+        </w:tc>
+        <w:tc>
+          <w:tcPr>
+            <w:tcW w:type="dxa" w:w="785"/>
+          </w:tcPr>
+          <w:p>
+            <w:r>
+              <w:t>Missing</w:t>
+            </w:r>
+          </w:p>
+        </w:tc>
+        <w:tc>
+          <w:tcPr>
+            <w:tcW w:type="dxa" w:w="785"/>
+          </w:tcPr>
+          <w:p>
+            <w:r>
+              <w:t>Encoding</w:t>
+            </w:r>
+          </w:p>
+        </w:tc>
+        <w:tc>
+          <w:tcPr>
+            <w:tcW w:type="dxa" w:w="785"/>
+          </w:tcPr>
+          <w:p>
+            <w:r>
+              <w:t>Scaling</w:t>
+            </w:r>
+          </w:p>
+        </w:tc>
+        <w:tc>
+          <w:tcPr>
+            <w:tcW w:type="dxa" w:w="785"/>
+          </w:tcPr>
+          <w:p>
+            <w:r>
+              <w:t>FeatureSelection</w:t>
+            </w:r>
+          </w:p>
+        </w:tc>
+        <w:tc>
+          <w:tcPr>
+            <w:tcW w:type="dxa" w:w="785"/>
+          </w:tcPr>
+          <w:p>
+            <w:r>
+              <w:t>Model</w:t>
+            </w:r>
+          </w:p>
+        </w:tc>
+        <w:tc>
+          <w:tcPr>
+            <w:tcW w:type="dxa" w:w="785"/>
+          </w:tcPr>
+          <w:p>
+            <w:r>
+              <w:t>Accuracy</w:t>
+            </w:r>
+          </w:p>
+        </w:tc>
+        <w:tc>
+          <w:tcPr>
+            <w:tcW w:type="dxa" w:w="785"/>
+          </w:tcPr>
+          <w:p>
+            <w:r>
+              <w:t>Precision</w:t>
+            </w:r>
+          </w:p>
+        </w:tc>
+        <w:tc>
+          <w:tcPr>
+            <w:tcW w:type="dxa" w:w="785"/>
+          </w:tcPr>
+          <w:p>
+            <w:r>
+              <w:t>Recall</w:t>
+            </w:r>
+          </w:p>
+        </w:tc>
+        <w:tc>
+          <w:tcPr>
+            <w:tcW w:type="dxa" w:w="785"/>
+          </w:tcPr>
+          <w:p>
+            <w:r>
+              <w:t>F1</w:t>
+            </w:r>
+          </w:p>
+        </w:tc>
+        <w:tc>
+          <w:tcPr>
+            <w:tcW w:type="dxa" w:w="785"/>
+          </w:tcPr>
+          <w:p>
+            <w:r>
+              <w:t>ROC_AUC</w:t>
+            </w:r>
+          </w:p>
+        </w:tc>
+      </w:tr>
+      <w:tr>
+        <w:tc>
+          <w:tcPr>
+            <w:tcW w:type="dxa" w:w="785"/>
+          </w:tcPr>
+          <w:p>
+            <w:r>
+              <w:t>Exp-1</w:t>
+            </w:r>
+          </w:p>
+        </w:tc>
+        <w:tc>
+          <w:tcPr>
+            <w:tcW w:type="dxa" w:w="785"/>
+          </w:tcPr>
+          <w:p>
+            <w:r>
+              <w:t>mean</w:t>
+            </w:r>
+          </w:p>
+        </w:tc>
+        <w:tc>
+          <w:tcPr>
+            <w:tcW w:type="dxa" w:w="785"/>
+          </w:tcPr>
+          <w:p>
+            <w:r>
+              <w:t>onehot</w:t>
+            </w:r>
+          </w:p>
+        </w:tc>
+        <w:tc>
+          <w:tcPr>
+            <w:tcW w:type="dxa" w:w="785"/>
+          </w:tcPr>
+          <w:p>
+            <w:r>
+              <w:t>standard</w:t>
+            </w:r>
+          </w:p>
+        </w:tc>
+        <w:tc>
+          <w:tcPr>
+            <w:tcW w:type="dxa" w:w="785"/>
+          </w:tcPr>
+          <w:p>
+            <w:r>
+              <w:t>X</w:t>
+            </w:r>
+          </w:p>
+        </w:tc>
+        <w:tc>
+          <w:tcPr>
+            <w:tcW w:type="dxa" w:w="785"/>
+          </w:tcPr>
+          <w:p>
+            <w:r>
+              <w:t>logistic_regression</w:t>
+            </w:r>
+          </w:p>
+        </w:tc>
+        <w:tc>
+          <w:tcPr>
+            <w:tcW w:type="dxa" w:w="785"/>
+          </w:tcPr>
+          <w:p>
+            <w:r>
+              <w:t>0.8435754189944135</w:t>
+            </w:r>
+          </w:p>
+        </w:tc>
+        <w:tc>
+          <w:tcPr>
+            <w:tcW w:type="dxa" w:w="785"/>
+          </w:tcPr>
+          <w:p>
+            <w:r>
+              <w:t>0.8253968253968254</w:t>
+            </w:r>
+          </w:p>
+        </w:tc>
+        <w:tc>
+          <w:tcPr>
+            <w:tcW w:type="dxa" w:w="785"/>
+          </w:tcPr>
+          <w:p>
+            <w:r>
+              <w:t>0.7536231884057971</w:t>
+            </w:r>
+          </w:p>
+        </w:tc>
+        <w:tc>
+          <w:tcPr>
+            <w:tcW w:type="dxa" w:w="785"/>
+          </w:tcPr>
+          <w:p>
+            <w:r>
+              <w:t>0.7878787878787878</w:t>
+            </w:r>
+          </w:p>
+        </w:tc>
+        <w:tc>
+          <w:tcPr>
+            <w:tcW w:type="dxa" w:w="785"/>
+          </w:tcPr>
+          <w:p>
+            <w:r>
+              <w:t>0.881159420289855</w:t>
+            </w:r>
+          </w:p>
+        </w:tc>
+      </w:tr>
+      <w:tr>
+        <w:tc>
+          <w:tcPr>
+            <w:tcW w:type="dxa" w:w="785"/>
+          </w:tcPr>
+          <w:p>
+            <w:r>
+              <w:t>Exp-11</w:t>
+            </w:r>
+          </w:p>
+        </w:tc>
+        <w:tc>
+          <w:tcPr>
+            <w:tcW w:type="dxa" w:w="785"/>
+          </w:tcPr>
+          <w:p>
+            <w:r>
+              <w:t>median</w:t>
+            </w:r>
+          </w:p>
+        </w:tc>
+        <w:tc>
+          <w:tcPr>
+            <w:tcW w:type="dxa" w:w="785"/>
+          </w:tcPr>
+          <w:p>
+            <w:r>
+              <w:t>onehot</w:t>
+            </w:r>
+          </w:p>
+        </w:tc>
+        <w:tc>
+          <w:tcPr>
+            <w:tcW w:type="dxa" w:w="785"/>
+          </w:tcPr>
+          <w:p>
+            <w:r>
+              <w:t>robust</w:t>
+            </w:r>
+          </w:p>
+        </w:tc>
+        <w:tc>
+          <w:tcPr>
+            <w:tcW w:type="dxa" w:w="785"/>
+          </w:tcPr>
+          <w:p>
+            <w:r>
+              <w:t>X</w:t>
+            </w:r>
+          </w:p>
+        </w:tc>
+        <w:tc>
+          <w:tcPr>
+            <w:tcW w:type="dxa" w:w="785"/>
+          </w:tcPr>
+          <w:p>
+            <w:r>
+              <w:t>logistic_regression</w:t>
+            </w:r>
+          </w:p>
+        </w:tc>
+        <w:tc>
+          <w:tcPr>
+            <w:tcW w:type="dxa" w:w="785"/>
+          </w:tcPr>
+          <w:p>
+            <w:r>
+              <w:t>0.8435754189944135</w:t>
+            </w:r>
+          </w:p>
+        </w:tc>
+        <w:tc>
+          <w:tcPr>
+            <w:tcW w:type="dxa" w:w="785"/>
+          </w:tcPr>
+          <w:p>
+            <w:r>
+              <w:t>0.8253968253968254</w:t>
+            </w:r>
+          </w:p>
+        </w:tc>
+        <w:tc>
+          <w:tcPr>
+            <w:tcW w:type="dxa" w:w="785"/>
+          </w:tcPr>
+          <w:p>
+            <w:r>
+              <w:t>0.7536231884057971</w:t>
+            </w:r>
+          </w:p>
+        </w:tc>
+        <w:tc>
+          <w:tcPr>
+            <w:tcW w:type="dxa" w:w="785"/>
+          </w:tcPr>
+          <w:p>
+            <w:r>
+              <w:t>0.7878787878787878</w:t>
+            </w:r>
+          </w:p>
+        </w:tc>
+        <w:tc>
+          <w:tcPr>
+            <w:tcW w:type="dxa" w:w="785"/>
+          </w:tcPr>
+          <w:p>
+            <w:r>
+              <w:t>0.8797101449275363</w:t>
+            </w:r>
+          </w:p>
+        </w:tc>
+      </w:tr>
+      <w:tr>
+        <w:tc>
+          <w:tcPr>
+            <w:tcW w:type="dxa" w:w="785"/>
+          </w:tcPr>
+          <w:p>
+            <w:r>
+              <w:t>Exp-13</w:t>
+            </w:r>
+          </w:p>
+        </w:tc>
+        <w:tc>
+          <w:tcPr>
+            <w:tcW w:type="dxa" w:w="785"/>
+          </w:tcPr>
+          <w:p>
+            <w:r>
+              <w:t>most_frequent</w:t>
+            </w:r>
+          </w:p>
+        </w:tc>
+        <w:tc>
+          <w:tcPr>
+            <w:tcW w:type="dxa" w:w="785"/>
+          </w:tcPr>
+          <w:p>
+            <w:r>
+              <w:t>onehot</w:t>
+            </w:r>
+          </w:p>
+        </w:tc>
+        <w:tc>
+          <w:tcPr>
+            <w:tcW w:type="dxa" w:w="785"/>
+          </w:tcPr>
+          <w:p>
+            <w:r>
+              <w:t>robust</w:t>
+            </w:r>
+          </w:p>
+        </w:tc>
+        <w:tc>
+          <w:tcPr>
+            <w:tcW w:type="dxa" w:w="785"/>
+          </w:tcPr>
+          <w:p>
+            <w:r>
+              <w:t>X</w:t>
+            </w:r>
+          </w:p>
+        </w:tc>
+        <w:tc>
+          <w:tcPr>
+            <w:tcW w:type="dxa" w:w="785"/>
+          </w:tcPr>
+          <w:p>
+            <w:r>
+              <w:t>logistic_regression</w:t>
+            </w:r>
+          </w:p>
+        </w:tc>
+        <w:tc>
+          <w:tcPr>
+            <w:tcW w:type="dxa" w:w="785"/>
+          </w:tcPr>
+          <w:p>
+            <w:r>
+              <w:t>0.8435754189944135</w:t>
+            </w:r>
+          </w:p>
+        </w:tc>
+        <w:tc>
+          <w:tcPr>
+            <w:tcW w:type="dxa" w:w="785"/>
+          </w:tcPr>
+          <w:p>
+            <w:r>
+              <w:t>0.8360655737704918</w:t>
+            </w:r>
+          </w:p>
+        </w:tc>
+        <w:tc>
+          <w:tcPr>
+            <w:tcW w:type="dxa" w:w="785"/>
+          </w:tcPr>
+          <w:p>
+            <w:r>
+              <w:t>0.7391304347826086</w:t>
+            </w:r>
+          </w:p>
+        </w:tc>
+        <w:tc>
+          <w:tcPr>
+            <w:tcW w:type="dxa" w:w="785"/>
+          </w:tcPr>
+          <w:p>
+            <w:r>
+              <w:t>0.7846153846153846</w:t>
+            </w:r>
+          </w:p>
+        </w:tc>
+        <w:tc>
+          <w:tcPr>
+            <w:tcW w:type="dxa" w:w="785"/>
+          </w:tcPr>
+          <w:p>
+            <w:r>
+              <w:t>0.8801054018445323</w:t>
+            </w:r>
+          </w:p>
+        </w:tc>
+      </w:tr>
+      <w:tr>
+        <w:tc>
+          <w:tcPr>
+            <w:tcW w:type="dxa" w:w="785"/>
+          </w:tcPr>
+          <w:p>
+            <w:r>
+              <w:t>Exp-17</w:t>
+            </w:r>
+          </w:p>
+        </w:tc>
+        <w:tc>
+          <w:tcPr>
+            <w:tcW w:type="dxa" w:w="785"/>
+          </w:tcPr>
+          <w:p>
+            <w:r>
+              <w:t>most_frequent</w:t>
+            </w:r>
+          </w:p>
+        </w:tc>
+        <w:tc>
+          <w:tcPr>
+            <w:tcW w:type="dxa" w:w="785"/>
+          </w:tcPr>
+          <w:p>
+            <w:r>
+              <w:t>onehot</w:t>
+            </w:r>
+          </w:p>
+        </w:tc>
+        <w:tc>
+          <w:tcPr>
+            <w:tcW w:type="dxa" w:w="785"/>
+          </w:tcPr>
+          <w:p>
+            <w:r>
+              <w:t>standard</w:t>
+            </w:r>
+          </w:p>
+        </w:tc>
+        <w:tc>
+          <w:tcPr>
+            <w:tcW w:type="dxa" w:w="785"/>
+          </w:tcPr>
+          <w:p>
+            <w:r>
+              <w:t>X</w:t>
+            </w:r>
+          </w:p>
+        </w:tc>
+        <w:tc>
+          <w:tcPr>
+            <w:tcW w:type="dxa" w:w="785"/>
+          </w:tcPr>
+          <w:p>
+            <w:r>
+              <w:t>logistic_regression</w:t>
+            </w:r>
+          </w:p>
+        </w:tc>
+        <w:tc>
+          <w:tcPr>
+            <w:tcW w:type="dxa" w:w="785"/>
+          </w:tcPr>
+          <w:p>
+            <w:r>
+              <w:t>0.8435754189944135</w:t>
+            </w:r>
+          </w:p>
+        </w:tc>
+        <w:tc>
+          <w:tcPr>
+            <w:tcW w:type="dxa" w:w="785"/>
+          </w:tcPr>
+          <w:p>
+            <w:r>
+              <w:t>0.8360655737704918</w:t>
+            </w:r>
+          </w:p>
+        </w:tc>
+        <w:tc>
+          <w:tcPr>
+            <w:tcW w:type="dxa" w:w="785"/>
+          </w:tcPr>
+          <w:p>
+            <w:r>
+              <w:t>0.7391304347826086</w:t>
+            </w:r>
+          </w:p>
+        </w:tc>
+        <w:tc>
+          <w:tcPr>
+            <w:tcW w:type="dxa" w:w="785"/>
+          </w:tcPr>
+          <w:p>
+            <w:r>
+              <w:t>0.7846153846153846</w:t>
+            </w:r>
+          </w:p>
+        </w:tc>
+        <w:tc>
+          <w:tcPr>
+            <w:tcW w:type="dxa" w:w="785"/>
+          </w:tcPr>
+          <w:p>
+            <w:r>
+              <w:t>0.8798418972332016</w:t>
+            </w:r>
+          </w:p>
+        </w:tc>
+      </w:tr>
+      <w:tr>
+        <w:tc>
+          <w:tcPr>
+            <w:tcW w:type="dxa" w:w="785"/>
+          </w:tcPr>
+          <w:p>
+            <w:r>
+              <w:t>Exp-7</w:t>
+            </w:r>
+          </w:p>
+        </w:tc>
+        <w:tc>
+          <w:tcPr>
+            <w:tcW w:type="dxa" w:w="785"/>
+          </w:tcPr>
+          <w:p>
+            <w:r>
+              <w:t>median</w:t>
+            </w:r>
+          </w:p>
+        </w:tc>
+        <w:tc>
+          <w:tcPr>
+            <w:tcW w:type="dxa" w:w="785"/>
+          </w:tcPr>
+          <w:p>
+            <w:r>
+              <w:t>onehot</w:t>
+            </w:r>
+          </w:p>
+        </w:tc>
+        <w:tc>
+          <w:tcPr>
+            <w:tcW w:type="dxa" w:w="785"/>
+          </w:tcPr>
+          <w:p>
+            <w:r>
+              <w:t>minmax</w:t>
+            </w:r>
+          </w:p>
+        </w:tc>
+        <w:tc>
+          <w:tcPr>
+            <w:tcW w:type="dxa" w:w="785"/>
+          </w:tcPr>
+          <w:p>
+            <w:r>
+              <w:t>X</w:t>
+            </w:r>
+          </w:p>
+        </w:tc>
+        <w:tc>
+          <w:tcPr>
+            <w:tcW w:type="dxa" w:w="785"/>
+          </w:tcPr>
+          <w:p>
+            <w:r>
+              <w:t>logistic_regression</w:t>
+            </w:r>
+          </w:p>
+        </w:tc>
+        <w:tc>
+          <w:tcPr>
+            <w:tcW w:type="dxa" w:w="785"/>
+          </w:tcPr>
+          <w:p>
+            <w:r>
+              <w:t>0.8435754189944135</w:t>
+            </w:r>
+          </w:p>
+        </w:tc>
+        <w:tc>
+          <w:tcPr>
+            <w:tcW w:type="dxa" w:w="785"/>
+          </w:tcPr>
+          <w:p>
+            <w:r>
+              <w:t>0.8360655737704918</w:t>
+            </w:r>
+          </w:p>
+        </w:tc>
+        <w:tc>
+          <w:tcPr>
+            <w:tcW w:type="dxa" w:w="785"/>
+          </w:tcPr>
+          <w:p>
+            <w:r>
+              <w:t>0.7391304347826086</w:t>
+            </w:r>
+          </w:p>
+        </w:tc>
+        <w:tc>
+          <w:tcPr>
+            <w:tcW w:type="dxa" w:w="785"/>
+          </w:tcPr>
+          <w:p>
+            <w:r>
+              <w:t>0.7846153846153846</w:t>
+            </w:r>
+          </w:p>
+        </w:tc>
+        <w:tc>
+          <w:tcPr>
+            <w:tcW w:type="dxa" w:w="785"/>
+          </w:tcPr>
+          <w:p>
+            <w:r>
+              <w:t>0.8785243741765482</w:t>
+            </w:r>
+          </w:p>
+        </w:tc>
+      </w:tr>
+    </w:tbl>
+    <w:p>
+      <w:pPr>
+        <w:pStyle w:val="Heading2"/>
+      </w:pPr>
+      <w:r>
+        <w:t>GridSearch Best Params and Metrics</w:t>
+      </w:r>
+    </w:p>
+    <w:tbl>
+      <w:tblPr>
+        <w:tblW w:type="auto" w:w="0"/>
+        <w:tblLook w:firstColumn="1" w:firstRow="1" w:lastColumn="0" w:lastRow="0" w:noHBand="0" w:noVBand="1" w:val="04A0"/>
+      </w:tblPr>
+      <w:tblGrid>
+        <w:gridCol w:w="1440"/>
+        <w:gridCol w:w="1440"/>
+        <w:gridCol w:w="1440"/>
+        <w:gridCol w:w="1440"/>
+        <w:gridCol w:w="1440"/>
+        <w:gridCol w:w="1440"/>
+      </w:tblGrid>
+      <w:tr>
+        <w:tc>
+          <w:tcPr>
+            <w:tcW w:type="dxa" w:w="1440"/>
+          </w:tcPr>
+          <w:p>
+            <w:r>
+              <w:t>BestParams</w:t>
+            </w:r>
+          </w:p>
+        </w:tc>
+        <w:tc>
+          <w:tcPr>
+            <w:tcW w:type="dxa" w:w="1440"/>
+          </w:tcPr>
+          <w:p>
+            <w:r>
+              <w:t>Accuracy</w:t>
+            </w:r>
+          </w:p>
+        </w:tc>
+        <w:tc>
+          <w:tcPr>
+            <w:tcW w:type="dxa" w:w="1440"/>
+          </w:tcPr>
+          <w:p>
+            <w:r>
+              <w:t>Precision</w:t>
+            </w:r>
+          </w:p>
+        </w:tc>
+        <w:tc>
+          <w:tcPr>
+            <w:tcW w:type="dxa" w:w="1440"/>
+          </w:tcPr>
+          <w:p>
+            <w:r>
+              <w:t>Recall</w:t>
+            </w:r>
+          </w:p>
+        </w:tc>
+        <w:tc>
+          <w:tcPr>
+            <w:tcW w:type="dxa" w:w="1440"/>
+          </w:tcPr>
+          <w:p>
+            <w:r>
+              <w:t>F1</w:t>
+            </w:r>
+          </w:p>
+        </w:tc>
+        <w:tc>
+          <w:tcPr>
+            <w:tcW w:type="dxa" w:w="1440"/>
+          </w:tcPr>
+          <w:p>
+            <w:r>
+              <w:t>ROC_AUC</w:t>
+            </w:r>
+          </w:p>
+        </w:tc>
+      </w:tr>
+      <w:tr>
+        <w:tc>
+          <w:tcPr>
+            <w:tcW w:type="dxa" w:w="1440"/>
+          </w:tcPr>
+          <w:p>
+            <w:r>
+              <w:t>{'model__max_depth': 6, 'model__min_samples_split': 2, 'model__n_estimators': 100}</w:t>
+            </w:r>
+          </w:p>
+        </w:tc>
+        <w:tc>
+          <w:tcPr>
+            <w:tcW w:type="dxa" w:w="1440"/>
+          </w:tcPr>
+          <w:p>
+            <w:r>
+              <w:t>0.8212290502793296</w:t>
+            </w:r>
+          </w:p>
+        </w:tc>
+        <w:tc>
+          <w:tcPr>
+            <w:tcW w:type="dxa" w:w="1440"/>
+          </w:tcPr>
+          <w:p>
+            <w:r>
+              <w:t>0.7534246575342466</w:t>
+            </w:r>
+          </w:p>
+        </w:tc>
+        <w:tc>
+          <w:tcPr>
+            <w:tcW w:type="dxa" w:w="1440"/>
+          </w:tcPr>
+          <w:p>
+            <w:r>
+              <w:t>0.7971014492753623</w:t>
+            </w:r>
+          </w:p>
+        </w:tc>
+        <w:tc>
+          <w:tcPr>
+            <w:tcW w:type="dxa" w:w="1440"/>
+          </w:tcPr>
+          <w:p>
+            <w:r>
+              <w:t>0.7746478873239436</w:t>
+            </w:r>
+          </w:p>
+        </w:tc>
+        <w:tc>
+          <w:tcPr>
+            <w:tcW w:type="dxa" w:w="1440"/>
+          </w:tcPr>
+          <w:p>
+            <w:r>
+              <w:t>0.8546113306982873</w:t>
+            </w:r>
+          </w:p>
+        </w:tc>
+      </w:tr>
+    </w:tbl>
+    <w:p>
+      <w:pPr>
+        <w:pStyle w:val="Heading2"/>
+      </w:pPr>
+      <w:r>
+        <w:t>AutoML (TPOT) Result</w:t>
+      </w:r>
+    </w:p>
+    <w:tbl>
+      <w:tblPr>
+        <w:tblW w:type="auto" w:w="0"/>
+        <w:tblLook w:firstColumn="1" w:firstRow="1" w:lastColumn="0" w:lastRow="0" w:noHBand="0" w:noVBand="1" w:val="04A0"/>
+      </w:tblPr>
+      <w:tblGrid>
+        <w:gridCol w:w="1440"/>
+        <w:gridCol w:w="1440"/>
+        <w:gridCol w:w="1440"/>
+        <w:gridCol w:w="1440"/>
+        <w:gridCol w:w="1440"/>
+        <w:gridCol w:w="1440"/>
+      </w:tblGrid>
+      <w:tr>
+        <w:tc>
+          <w:tcPr>
+            <w:tcW w:type="dxa" w:w="1440"/>
+          </w:tcPr>
+          <w:p>
+            <w:r>
+              <w:t>Model</w:t>
+            </w:r>
+          </w:p>
+        </w:tc>
+        <w:tc>
+          <w:tcPr>
+            <w:tcW w:type="dxa" w:w="1440"/>
+          </w:tcPr>
+          <w:p>
+            <w:r>
+              <w:t>Accuracy</w:t>
+            </w:r>
+          </w:p>
+        </w:tc>
+        <w:tc>
+          <w:tcPr>
+            <w:tcW w:type="dxa" w:w="1440"/>
+          </w:tcPr>
+          <w:p>
+            <w:r>
+              <w:t>Precision</w:t>
+            </w:r>
+          </w:p>
+        </w:tc>
+        <w:tc>
+          <w:tcPr>
+            <w:tcW w:type="dxa" w:w="1440"/>
+          </w:tcPr>
+          <w:p>
+            <w:r>
+              <w:t>Recall</w:t>
+            </w:r>
+          </w:p>
+        </w:tc>
+        <w:tc>
+          <w:tcPr>
+            <w:tcW w:type="dxa" w:w="1440"/>
+          </w:tcPr>
+          <w:p>
+            <w:r>
+              <w:t>F1</w:t>
+            </w:r>
+          </w:p>
+        </w:tc>
+        <w:tc>
+          <w:tcPr>
+            <w:tcW w:type="dxa" w:w="1440"/>
+          </w:tcPr>
+          <w:p>
+            <w:r>
+              <w:t>ROC_AUC</w:t>
+            </w:r>
+          </w:p>
+        </w:tc>
+      </w:tr>
+      <w:tr>
+        <w:tc>
+          <w:tcPr>
+            <w:tcW w:type="dxa" w:w="1440"/>
+          </w:tcPr>
+          <w:p>
+            <w:r>
+              <w:t>TPOT AutoML</w:t>
+            </w:r>
+          </w:p>
+        </w:tc>
+        <w:tc>
+          <w:tcPr>
+            <w:tcW w:type="dxa" w:w="1440"/>
+          </w:tcPr>
+          <w:p>
+            <w:r>
+              <w:t>0.7988826815642458</w:t>
+            </w:r>
+          </w:p>
+        </w:tc>
+        <w:tc>
+          <w:tcPr>
+            <w:tcW w:type="dxa" w:w="1440"/>
+          </w:tcPr>
+          <w:p>
+            <w:r>
+              <w:t>0.7391304347826086</w:t>
+            </w:r>
+          </w:p>
+        </w:tc>
+        <w:tc>
+          <w:tcPr>
+            <w:tcW w:type="dxa" w:w="1440"/>
+          </w:tcPr>
+          <w:p>
+            <w:r>
+              <w:t>0.7391304347826086</w:t>
+            </w:r>
+          </w:p>
+        </w:tc>
+        <w:tc>
+          <w:tcPr>
+            <w:tcW w:type="dxa" w:w="1440"/>
+          </w:tcPr>
+          <w:p>
+            <w:r>
+              <w:t>0.7391304347826086</w:t>
+            </w:r>
+          </w:p>
+        </w:tc>
+        <w:tc>
+          <w:tcPr>
+            <w:tcW w:type="dxa" w:w="1440"/>
+          </w:tcPr>
+          <w:p>
+            <w:r>
+              <w:t>0.8207509881422925</w:t>
+            </w:r>
+          </w:p>
+        </w:tc>
+      </w:tr>
+    </w:tbl>
     <w:sectPr>
       <w:pgSz w:w="12240" w:h="15840"/>
       <w:pgMar w:top="1440" w:right="1800" w:bottom="1440" w:left="1800" w:header="720" w:footer="720" w:gutter="0"/>

--- a/report/feature_engineering_report_final.docx
+++ b/report/feature_engineering_report_final.docx
@@ -2,6 +2,96 @@
 <file path=word/document.xml><?xml version="1.0" encoding="utf-8"?>
 <w:document xmlns:wpc="http://schemas.microsoft.com/office/word/2010/wordprocessingCanvas" xmlns:mo="http://schemas.microsoft.com/office/mac/office/2008/main" xmlns:mc="http://schemas.openxmlformats.org/markup-compatibility/2006" xmlns:mv="urn:schemas-microsoft-com:mac:vml" xmlns:o="urn:schemas-microsoft-com:office:office" xmlns:r="http://schemas.openxmlformats.org/officeDocument/2006/relationships" xmlns:m="http://schemas.openxmlformats.org/officeDocument/2006/math" xmlns:v="urn:schemas-microsoft-com:vml" xmlns:wp14="http://schemas.microsoft.com/office/word/2010/wordprocessingDrawing" xmlns:wp="http://schemas.openxmlformats.org/drawingml/2006/wordprocessingDrawing" xmlns:w10="urn:schemas-microsoft-com:office:word" xmlns:w="http://schemas.openxmlformats.org/wordprocessingml/2006/main" xmlns:w14="http://schemas.microsoft.com/office/word/2010/wordml" xmlns:wpg="http://schemas.microsoft.com/office/word/2010/wordprocessingGroup" xmlns:wpi="http://schemas.microsoft.com/office/word/2010/wordprocessingInk" xmlns:wne="http://schemas.microsoft.com/office/word/2006/wordml" xmlns:wps="http://schemas.microsoft.com/office/word/2010/wordprocessingShape" mc:Ignorable="w14 wp14">
   <w:body>
+    <w:p/>
+    <w:p>
+      <w:r>
+        <w:rPr>
+          <w:b/>
+          <w:sz w:val="56"/>
+        </w:rPr>
+        <w:t>Feature Engineering Report</w:t>
+      </w:r>
+    </w:p>
+    <w:p/>
+    <w:p>
+      <w:r>
+        <w:rPr>
+          <w:sz w:val="28"/>
+        </w:rPr>
+        <w:t>Titanic Dataset - Feature Engineering &amp; Model Evaluation</w:t>
+      </w:r>
+    </w:p>
+    <w:p/>
+    <w:p>
+      <w:r>
+        <w:rPr>
+          <w:sz w:val="24"/>
+        </w:rPr>
+        <w:t>Prepared by: Automated Pipeline</w:t>
+      </w:r>
+    </w:p>
+    <w:p/>
+    <w:p>
+      <w:r>
+        <w:rPr>
+          <w:sz w:val="24"/>
+        </w:rPr>
+        <w:t>Date: 2026-05-18</w:t>
+      </w:r>
+    </w:p>
+    <w:p>
+      <w:r>
+        <w:br w:type="page"/>
+      </w:r>
+    </w:p>
+    <w:p>
+      <w:pPr>
+        <w:pStyle w:val="Heading1"/>
+      </w:pPr>
+      <w:r>
+        <w:t>Executive Summary</w:t>
+      </w:r>
+    </w:p>
+    <w:p>
+      <w:r>
+        <w:t>Best model (grid): logistic_regression — F1: 0.7878787878787878, ROC_AUC: 0.881159420289855</w:t>
+      </w:r>
+    </w:p>
+    <w:p>
+      <w:r>
+        <w:t>AutoML (TPOT) best score: N/A</w:t>
+      </w:r>
+    </w:p>
+    <w:p>
+      <w:r>
+        <w:br w:type="page"/>
+      </w:r>
+    </w:p>
+    <w:p>
+      <w:pPr>
+        <w:pStyle w:val="Heading1"/>
+      </w:pPr>
+      <w:r>
+        <w:t>Table of Contents</w:t>
+      </w:r>
+    </w:p>
+    <w:p>
+      <w:r>
+        <w:t>Update this field in Word to generate the table of contents (References → Table of Contents → Update Field).</w:t>
+      </w:r>
+    </w:p>
+    <w:p>
+      <w:r>
+        <w:br w:type="page"/>
+      </w:r>
+    </w:p>
+    <w:sectPr>
+      <w:footerReference w:type="default" r:id="rId9"/>
+      <w:pgSz w:w="12240" w:h="15840"/>
+      <w:pgMar w:top="1440" w:right="1800" w:bottom="1440" w:left="1800" w:header="720" w:footer="720" w:gutter="0"/>
+      <w:cols w:space="720"/>
+      <w:docGrid w:linePitch="360"/>
+    </w:sectPr>
     <w:p>
       <w:pPr>
         <w:pStyle w:val="Title"/>
@@ -4179,6 +4269,19 @@
 </w:document>
 </file>
 
+<file path=word/footer1.xml><?xml version="1.0" encoding="utf-8"?>
+<w:ftr xmlns:m="http://schemas.openxmlformats.org/officeDocument/2006/math" xmlns:mc="http://schemas.openxmlformats.org/markup-compatibility/2006" xmlns:mo="http://schemas.microsoft.com/office/mac/office/2008/main" xmlns:mv="urn:schemas-microsoft-com:mac:vml" xmlns:o="urn:schemas-microsoft-com:office:office" xmlns:r="http://schemas.openxmlformats.org/officeDocument/2006/relationships" xmlns:v="urn:schemas-microsoft-com:vml" xmlns:w10="urn:schemas-microsoft-com:office:word" xmlns:w14="http://schemas.microsoft.com/office/word/2010/wordml" xmlns:w="http://schemas.openxmlformats.org/wordprocessingml/2006/main" xmlns:wne="http://schemas.microsoft.com/office/word/2006/wordml" xmlns:wp14="http://schemas.microsoft.com/office/word/2010/wordprocessingDrawing" xmlns:wp="http://schemas.openxmlformats.org/drawingml/2006/wordprocessingDrawing" xmlns:wpc="http://schemas.microsoft.com/office/word/2010/wordprocessingCanvas" xmlns:wpg="http://schemas.microsoft.com/office/word/2010/wordprocessingGroup" xmlns:wpi="http://schemas.microsoft.com/office/word/2010/wordprocessingInk" xmlns:wps="http://schemas.microsoft.com/office/word/2010/wordprocessingShape" mc:Ignorable="w14 wp14">
+  <w:p>
+    <w:pPr>
+      <w:pStyle w:val="Footer"/>
+    </w:pPr>
+    <w:r>
+      <w:t>Prepared by: Automated Pipeline — 2026-05-18</w:t>
+    </w:r>
+  </w:p>
+</w:ftr>
+</file>
+
 <file path=word/numbering.xml><?xml version="1.0" encoding="utf-8"?>
 <w:numbering xmlns:wpc="http://schemas.microsoft.com/office/word/2010/wordprocessingCanvas" xmlns:mo="http://schemas.microsoft.com/office/mac/office/2008/main" xmlns:mc="http://schemas.openxmlformats.org/markup-compatibility/2006" xmlns:mv="urn:schemas-microsoft-com:mac:vml" xmlns:o="urn:schemas-microsoft-com:office:office" xmlns:r="http://schemas.openxmlformats.org/officeDocument/2006/relationships" xmlns:m="http://schemas.openxmlformats.org/officeDocument/2006/math" xmlns:v="urn:schemas-microsoft-com:vml" xmlns:wp14="http://schemas.microsoft.com/office/word/2010/wordprocessingDrawing" xmlns:wp="http://schemas.openxmlformats.org/drawingml/2006/wordprocessingDrawing" xmlns:w10="urn:schemas-microsoft-com:office:word" xmlns:w="http://schemas.openxmlformats.org/wordprocessingml/2006/main" xmlns:w14="http://schemas.microsoft.com/office/word/2010/wordml" xmlns:wpg="http://schemas.microsoft.com/office/word/2010/wordprocessingGroup" xmlns:wpi="http://schemas.microsoft.com/office/word/2010/wordprocessingInk" xmlns:wne="http://schemas.microsoft.com/office/word/2006/wordml" xmlns:wps="http://schemas.microsoft.com/office/word/2010/wordprocessingShape" mc:Ignorable="w14 wp14">
   <w:abstractNum w:abstractNumId="0">
